--- a/paper/assets/Zhao Zheyun_2022213670_Supervision_log.docx
+++ b/paper/assets/Zhao Zheyun_2022213670_Supervision_log.docx
@@ -309,7 +309,7 @@
           <w:p>
             <w:pPr>
               <w:rPr>
-                <w:rFonts w:ascii="Times New Roman" w:hAnsi="Times New Roman" w:cs="Times New Roman" w:hint="eastAsia"/>
+                <w:rFonts w:ascii="Times New Roman" w:hAnsi="Times New Roman" w:cs="Times New Roman"/>
                 <w:lang w:val="en-US"/>
               </w:rPr>
             </w:pPr>
@@ -379,7 +379,7 @@
           <w:p>
             <w:pPr>
               <w:rPr>
-                <w:rFonts w:ascii="Times New Roman" w:hAnsi="Times New Roman" w:cs="Times New Roman" w:hint="eastAsia"/>
+                <w:rFonts w:ascii="Times New Roman" w:hAnsi="Times New Roman" w:cs="Times New Roman"/>
               </w:rPr>
             </w:pPr>
             <w:r>
@@ -445,7 +445,7 @@
           <w:p>
             <w:pPr>
               <w:rPr>
-                <w:rFonts w:ascii="Times New Roman" w:hAnsi="Times New Roman" w:cs="Times New Roman" w:hint="eastAsia"/>
+                <w:rFonts w:ascii="Times New Roman" w:hAnsi="Times New Roman" w:cs="Times New Roman"/>
               </w:rPr>
             </w:pPr>
             <w:r>
@@ -506,7 +506,7 @@
           <w:p>
             <w:pPr>
               <w:rPr>
-                <w:rFonts w:ascii="Times New Roman" w:hAnsi="Times New Roman" w:cs="Times New Roman" w:hint="eastAsia"/>
+                <w:rFonts w:ascii="Times New Roman" w:hAnsi="Times New Roman" w:cs="Times New Roman"/>
               </w:rPr>
             </w:pPr>
             <w:r>
@@ -560,7 +560,7 @@
           <w:p>
             <w:pPr>
               <w:rPr>
-                <w:rFonts w:ascii="Times New Roman" w:hAnsi="Times New Roman" w:cs="Times New Roman" w:hint="eastAsia"/>
+                <w:rFonts w:ascii="Times New Roman" w:hAnsi="Times New Roman" w:cs="Times New Roman"/>
               </w:rPr>
             </w:pPr>
             <w:r>
@@ -655,7 +655,7 @@
           <w:p>
             <w:pPr>
               <w:rPr>
-                <w:rFonts w:ascii="Times New Roman" w:hAnsi="Times New Roman" w:cs="Times New Roman" w:hint="eastAsia"/>
+                <w:rFonts w:ascii="Times New Roman" w:hAnsi="Times New Roman" w:cs="Times New Roman"/>
                 <w:lang w:val="en-US"/>
               </w:rPr>
             </w:pPr>
@@ -792,7 +792,7 @@
           <w:p>
             <w:pPr>
               <w:rPr>
-                <w:rFonts w:ascii="Times New Roman" w:hAnsi="Times New Roman" w:cs="Times New Roman" w:hint="eastAsia"/>
+                <w:rFonts w:ascii="Times New Roman" w:hAnsi="Times New Roman" w:cs="Times New Roman"/>
                 <w:lang w:val="en-US"/>
               </w:rPr>
             </w:pPr>
@@ -864,7 +864,6 @@
           </w:p>
           <w:p>
             <w:pPr>
-              <w:spacing w:after="0" w:line="240" w:lineRule="auto"/>
               <w:rPr>
                 <w:rFonts w:ascii="Times New Roman" w:hAnsi="Times New Roman" w:cs="Times New Roman"/>
                 <w:lang w:val="en-US"/>
@@ -1619,6 +1618,416 @@
             <w:pPr>
               <w:rPr>
                 <w:rFonts w:ascii="Times New Roman" w:hAnsi="Times New Roman" w:cs="Times New Roman"/>
+                <w:lang w:val="en-US"/>
+              </w:rPr>
+            </w:pPr>
+          </w:p>
+          <w:p>
+            <w:pPr>
+              <w:rPr>
+                <w:rFonts w:ascii="Times New Roman" w:hAnsi="Times New Roman" w:cs="Times New Roman"/>
+                <w:lang w:val="en-US"/>
+              </w:rPr>
+            </w:pPr>
+            <w:r>
+              <w:rPr>
+                <w:rFonts w:ascii="Times New Roman" w:hAnsi="Times New Roman" w:cs="Times New Roman" w:hint="eastAsia"/>
+                <w:lang w:val="en-US"/>
+              </w:rPr>
+              <w:t>Date</w:t>
+            </w:r>
+            <w:r>
+              <w:rPr>
+                <w:rFonts w:ascii="Times New Roman" w:hAnsi="Times New Roman" w:cs="Times New Roman"/>
+                <w:lang w:val="en-US"/>
+              </w:rPr>
+              <w:t>: 11-03-2026</w:t>
+            </w:r>
+          </w:p>
+          <w:p>
+            <w:pPr>
+              <w:rPr>
+                <w:rFonts w:ascii="Times New Roman" w:hAnsi="Times New Roman" w:cs="Times New Roman"/>
+                <w:lang w:val="en-US"/>
+              </w:rPr>
+            </w:pPr>
+            <w:r>
+              <w:rPr>
+                <w:rFonts w:ascii="Times New Roman" w:hAnsi="Times New Roman" w:cs="Times New Roman"/>
+                <w:lang w:val="en-US"/>
+              </w:rPr>
+              <w:t>Supervision type: online meeting</w:t>
+            </w:r>
+          </w:p>
+          <w:p>
+            <w:pPr>
+              <w:rPr>
+                <w:rFonts w:ascii="Times New Roman" w:hAnsi="Times New Roman" w:cs="Times New Roman" w:hint="eastAsia"/>
+                <w:lang w:val="en-US"/>
+              </w:rPr>
+            </w:pPr>
+            <w:r>
+              <w:rPr>
+                <w:rFonts w:ascii="Times New Roman" w:hAnsi="Times New Roman" w:cs="Times New Roman"/>
+                <w:lang w:val="en-US"/>
+              </w:rPr>
+              <w:t>Summary:</w:t>
+            </w:r>
+            <w:r>
+              <w:rPr>
+                <w:rFonts w:ascii="Times New Roman" w:hAnsi="Times New Roman" w:cs="Times New Roman"/>
+                <w:lang w:val="en-US"/>
+              </w:rPr>
+              <w:t xml:space="preserve"> </w:t>
+            </w:r>
+            <w:r>
+              <w:rPr>
+                <w:rFonts w:ascii="Times New Roman" w:hAnsi="Times New Roman" w:cs="Times New Roman"/>
+                <w:lang w:val="en-US"/>
+              </w:rPr>
+              <w:t>Reported project progress to the supervisor.</w:t>
+            </w:r>
+          </w:p>
+          <w:p>
+            <w:pPr>
+              <w:rPr>
+                <w:rFonts w:ascii="Times New Roman" w:hAnsi="Times New Roman" w:cs="Times New Roman" w:hint="eastAsia"/>
+                <w:lang w:val="en-US"/>
+              </w:rPr>
+            </w:pPr>
+          </w:p>
+          <w:p>
+            <w:pPr>
+              <w:rPr>
+                <w:rFonts w:ascii="Times New Roman" w:hAnsi="Times New Roman" w:cs="Times New Roman"/>
+                <w:lang w:val="en-US"/>
+              </w:rPr>
+            </w:pPr>
+            <w:r>
+              <w:rPr>
+                <w:rFonts w:ascii="Times New Roman" w:hAnsi="Times New Roman" w:cs="Times New Roman"/>
+                <w:lang w:val="en-US"/>
+              </w:rPr>
+              <w:t>Date: 18-03-2026</w:t>
+            </w:r>
+          </w:p>
+          <w:p>
+            <w:pPr>
+              <w:rPr>
+                <w:rFonts w:ascii="Times New Roman" w:hAnsi="Times New Roman" w:cs="Times New Roman"/>
+                <w:lang w:val="en-US"/>
+              </w:rPr>
+            </w:pPr>
+            <w:r>
+              <w:rPr>
+                <w:rFonts w:ascii="Times New Roman" w:hAnsi="Times New Roman" w:cs="Times New Roman"/>
+                <w:lang w:val="en-US"/>
+              </w:rPr>
+              <w:t>Supervision type: online meeting</w:t>
+            </w:r>
+          </w:p>
+          <w:p>
+            <w:pPr>
+              <w:rPr>
+                <w:rFonts w:ascii="Times New Roman" w:hAnsi="Times New Roman" w:cs="Times New Roman" w:hint="eastAsia"/>
+                <w:lang w:val="en-US"/>
+              </w:rPr>
+            </w:pPr>
+            <w:r>
+              <w:rPr>
+                <w:rFonts w:ascii="Times New Roman" w:hAnsi="Times New Roman" w:cs="Times New Roman"/>
+                <w:lang w:val="en-US"/>
+              </w:rPr>
+              <w:t>Summary:</w:t>
+            </w:r>
+            <w:r>
+              <w:rPr>
+                <w:rFonts w:ascii="Times New Roman" w:hAnsi="Times New Roman" w:cs="Times New Roman"/>
+                <w:lang w:val="en-US"/>
+              </w:rPr>
+              <w:t xml:space="preserve"> </w:t>
+            </w:r>
+            <w:r>
+              <w:rPr>
+                <w:rFonts w:ascii="Times New Roman" w:hAnsi="Times New Roman" w:cs="Times New Roman"/>
+                <w:lang w:val="en-US"/>
+              </w:rPr>
+              <w:t>Reported project progress to the supervisor.</w:t>
+            </w:r>
+          </w:p>
+          <w:p>
+            <w:pPr>
+              <w:rPr>
+                <w:rFonts w:ascii="Times New Roman" w:hAnsi="Times New Roman" w:cs="Times New Roman" w:hint="eastAsia"/>
+                <w:lang w:val="en-US"/>
+              </w:rPr>
+            </w:pPr>
+          </w:p>
+          <w:p>
+            <w:pPr>
+              <w:rPr>
+                <w:rFonts w:ascii="Times New Roman" w:hAnsi="Times New Roman" w:cs="Times New Roman"/>
+                <w:lang w:val="en-US"/>
+              </w:rPr>
+            </w:pPr>
+            <w:r>
+              <w:rPr>
+                <w:rFonts w:ascii="Times New Roman" w:hAnsi="Times New Roman" w:cs="Times New Roman"/>
+                <w:lang w:val="en-US"/>
+              </w:rPr>
+              <w:t>Date: 25-03-2026</w:t>
+            </w:r>
+          </w:p>
+          <w:p>
+            <w:pPr>
+              <w:rPr>
+                <w:rFonts w:ascii="Times New Roman" w:hAnsi="Times New Roman" w:cs="Times New Roman"/>
+                <w:lang w:val="en-US"/>
+              </w:rPr>
+            </w:pPr>
+            <w:r>
+              <w:rPr>
+                <w:rFonts w:ascii="Times New Roman" w:hAnsi="Times New Roman" w:cs="Times New Roman"/>
+                <w:lang w:val="en-US"/>
+              </w:rPr>
+              <w:t>Supervision type: online meeting</w:t>
+            </w:r>
+          </w:p>
+          <w:p>
+            <w:pPr>
+              <w:rPr>
+                <w:rFonts w:ascii="Times New Roman" w:hAnsi="Times New Roman" w:cs="Times New Roman" w:hint="eastAsia"/>
+                <w:lang w:val="en-US"/>
+              </w:rPr>
+            </w:pPr>
+            <w:r>
+              <w:rPr>
+                <w:rFonts w:ascii="Times New Roman" w:hAnsi="Times New Roman" w:cs="Times New Roman"/>
+                <w:lang w:val="en-US"/>
+              </w:rPr>
+              <w:t>Summary:</w:t>
+            </w:r>
+            <w:r>
+              <w:rPr>
+                <w:rFonts w:ascii="Times New Roman" w:hAnsi="Times New Roman" w:cs="Times New Roman"/>
+                <w:lang w:val="en-US"/>
+              </w:rPr>
+              <w:t xml:space="preserve"> </w:t>
+            </w:r>
+            <w:r>
+              <w:rPr>
+                <w:rFonts w:ascii="Times New Roman" w:hAnsi="Times New Roman" w:cs="Times New Roman"/>
+                <w:lang w:val="en-US"/>
+              </w:rPr>
+              <w:t>Reported project progress to the supervisor.</w:t>
+            </w:r>
+          </w:p>
+          <w:p>
+            <w:pPr>
+              <w:rPr>
+                <w:rFonts w:ascii="Times New Roman" w:hAnsi="Times New Roman" w:cs="Times New Roman"/>
+                <w:lang w:val="en-US"/>
+              </w:rPr>
+            </w:pPr>
+          </w:p>
+          <w:p>
+            <w:pPr>
+              <w:rPr>
+                <w:rFonts w:ascii="Times New Roman" w:hAnsi="Times New Roman" w:cs="Times New Roman"/>
+                <w:lang w:val="en-US"/>
+              </w:rPr>
+            </w:pPr>
+            <w:r>
+              <w:rPr>
+                <w:rFonts w:ascii="Times New Roman" w:hAnsi="Times New Roman" w:cs="Times New Roman"/>
+                <w:lang w:val="en-US"/>
+              </w:rPr>
+              <w:t>Date: 01-04-2026</w:t>
+            </w:r>
+          </w:p>
+          <w:p>
+            <w:pPr>
+              <w:rPr>
+                <w:rFonts w:ascii="Times New Roman" w:hAnsi="Times New Roman" w:cs="Times New Roman"/>
+                <w:lang w:val="en-US"/>
+              </w:rPr>
+            </w:pPr>
+            <w:r>
+              <w:rPr>
+                <w:rFonts w:ascii="Times New Roman" w:hAnsi="Times New Roman" w:cs="Times New Roman"/>
+                <w:lang w:val="en-US"/>
+              </w:rPr>
+              <w:t>Supervision type: online meeting</w:t>
+            </w:r>
+          </w:p>
+          <w:p>
+            <w:pPr>
+              <w:rPr>
+                <w:rFonts w:ascii="Times New Roman" w:hAnsi="Times New Roman" w:cs="Times New Roman" w:hint="eastAsia"/>
+                <w:lang w:val="en-US"/>
+              </w:rPr>
+            </w:pPr>
+            <w:r>
+              <w:rPr>
+                <w:rFonts w:ascii="Times New Roman" w:hAnsi="Times New Roman" w:cs="Times New Roman"/>
+                <w:lang w:val="en-US"/>
+              </w:rPr>
+              <w:t>Summary:</w:t>
+            </w:r>
+            <w:r>
+              <w:rPr>
+                <w:rFonts w:ascii="Times New Roman" w:hAnsi="Times New Roman" w:cs="Times New Roman"/>
+                <w:lang w:val="en-US"/>
+              </w:rPr>
+              <w:t xml:space="preserve"> </w:t>
+            </w:r>
+            <w:r>
+              <w:rPr>
+                <w:rFonts w:ascii="Times New Roman" w:hAnsi="Times New Roman" w:cs="Times New Roman"/>
+                <w:lang w:val="en-US"/>
+              </w:rPr>
+              <w:t>Reported project progress to the supervisor.</w:t>
+            </w:r>
+          </w:p>
+          <w:p>
+            <w:pPr>
+              <w:rPr>
+                <w:rFonts w:ascii="Times New Roman" w:hAnsi="Times New Roman" w:cs="Times New Roman"/>
+                <w:lang w:val="en-US"/>
+              </w:rPr>
+            </w:pPr>
+          </w:p>
+          <w:p>
+            <w:pPr>
+              <w:rPr>
+                <w:rFonts w:ascii="Times New Roman" w:hAnsi="Times New Roman" w:cs="Times New Roman"/>
+                <w:lang w:val="en-US"/>
+              </w:rPr>
+            </w:pPr>
+            <w:r>
+              <w:rPr>
+                <w:rFonts w:ascii="Times New Roman" w:hAnsi="Times New Roman" w:cs="Times New Roman"/>
+                <w:lang w:val="en-US"/>
+              </w:rPr>
+              <w:t>Date: 08-04-2026</w:t>
+            </w:r>
+          </w:p>
+          <w:p>
+            <w:pPr>
+              <w:rPr>
+                <w:rFonts w:ascii="Times New Roman" w:hAnsi="Times New Roman" w:cs="Times New Roman"/>
+                <w:lang w:val="en-US"/>
+              </w:rPr>
+            </w:pPr>
+            <w:r>
+              <w:rPr>
+                <w:rFonts w:ascii="Times New Roman" w:hAnsi="Times New Roman" w:cs="Times New Roman"/>
+                <w:lang w:val="en-US"/>
+              </w:rPr>
+              <w:t>Supervision type: online meeting</w:t>
+            </w:r>
+          </w:p>
+          <w:p>
+            <w:pPr>
+              <w:rPr>
+                <w:rFonts w:ascii="Times New Roman" w:hAnsi="Times New Roman" w:cs="Times New Roman" w:hint="eastAsia"/>
+                <w:lang w:val="en-US"/>
+              </w:rPr>
+            </w:pPr>
+            <w:r>
+              <w:rPr>
+                <w:rFonts w:ascii="Times New Roman" w:hAnsi="Times New Roman" w:cs="Times New Roman"/>
+                <w:lang w:val="en-US"/>
+              </w:rPr>
+              <w:t>Summary:</w:t>
+            </w:r>
+            <w:r>
+              <w:rPr>
+                <w:rFonts w:ascii="Times New Roman" w:hAnsi="Times New Roman" w:cs="Times New Roman"/>
+                <w:lang w:val="en-US"/>
+              </w:rPr>
+              <w:t xml:space="preserve"> </w:t>
+            </w:r>
+            <w:r>
+              <w:rPr>
+                <w:rFonts w:ascii="Times New Roman" w:hAnsi="Times New Roman" w:cs="Times New Roman"/>
+                <w:lang w:val="en-US"/>
+              </w:rPr>
+              <w:t>Reported project progress to the supervisor.</w:t>
+            </w:r>
+          </w:p>
+          <w:p>
+            <w:pPr>
+              <w:rPr>
+                <w:rFonts w:ascii="Times New Roman" w:hAnsi="Times New Roman" w:cs="Times New Roman"/>
+                <w:lang w:val="en-US"/>
+              </w:rPr>
+            </w:pPr>
+          </w:p>
+          <w:p>
+            <w:pPr>
+              <w:rPr>
+                <w:rFonts w:ascii="Times New Roman" w:hAnsi="Times New Roman" w:cs="Times New Roman"/>
+                <w:lang w:val="en-US"/>
+              </w:rPr>
+            </w:pPr>
+            <w:r>
+              <w:rPr>
+                <w:rFonts w:ascii="Times New Roman" w:hAnsi="Times New Roman" w:cs="Times New Roman"/>
+                <w:lang w:val="en-US"/>
+              </w:rPr>
+              <w:t>Date: 15-04-2026</w:t>
+            </w:r>
+          </w:p>
+          <w:p>
+            <w:pPr>
+              <w:rPr>
+                <w:rFonts w:ascii="Times New Roman" w:hAnsi="Times New Roman" w:cs="Times New Roman"/>
+                <w:lang w:val="en-US"/>
+              </w:rPr>
+            </w:pPr>
+            <w:r>
+              <w:rPr>
+                <w:rFonts w:ascii="Times New Roman" w:hAnsi="Times New Roman" w:cs="Times New Roman"/>
+                <w:lang w:val="en-US"/>
+              </w:rPr>
+              <w:t>Supervision type: online meeting</w:t>
+            </w:r>
+          </w:p>
+          <w:p>
+            <w:pPr>
+              <w:rPr>
+                <w:rFonts w:ascii="Times New Roman" w:hAnsi="Times New Roman" w:cs="Times New Roman"/>
+                <w:lang w:val="en-US"/>
+              </w:rPr>
+            </w:pPr>
+            <w:r>
+              <w:rPr>
+                <w:rFonts w:ascii="Times New Roman" w:hAnsi="Times New Roman" w:cs="Times New Roman"/>
+                <w:lang w:val="en-US"/>
+              </w:rPr>
+              <w:t>Summary:</w:t>
+            </w:r>
+            <w:r>
+              <w:rPr>
+                <w:rFonts w:ascii="Times New Roman" w:hAnsi="Times New Roman" w:cs="Times New Roman"/>
+                <w:lang w:val="en-US"/>
+              </w:rPr>
+              <w:t xml:space="preserve"> </w:t>
+            </w:r>
+            <w:r>
+              <w:rPr>
+                <w:rFonts w:ascii="Times New Roman" w:hAnsi="Times New Roman" w:cs="Times New Roman"/>
+                <w:lang w:val="en-US"/>
+              </w:rPr>
+              <w:t>Reported project progress to the supervisor.</w:t>
+            </w:r>
+          </w:p>
+          <w:p>
+            <w:pPr>
+              <w:rPr>
+                <w:rFonts w:ascii="Times New Roman" w:hAnsi="Times New Roman" w:cs="Times New Roman" w:hint="eastAsia"/>
+                <w:lang w:val="en-US"/>
               </w:rPr>
             </w:pPr>
           </w:p>
@@ -1628,7 +2037,7 @@
     <w:p>
       <w:pPr>
         <w:rPr>
-          <w:rFonts w:ascii="Times New Roman" w:hAnsi="Times New Roman" w:cs="Times New Roman"/>
+          <w:rFonts w:ascii="Times New Roman" w:hAnsi="Times New Roman" w:cs="Times New Roman" w:hint="eastAsia"/>
           <w:b/>
           <w:sz w:val="32"/>
         </w:rPr>
@@ -2150,6 +2559,7 @@
   <w:style w:type="character" w:default="1" w:styleId="a0">
     <w:name w:val="Default Paragraph Font"/>
     <w:uiPriority w:val="1"/>
+    <w:semiHidden/>
     <w:unhideWhenUsed/>
   </w:style>
   <w:style w:type="table" w:default="1" w:styleId="a1">
@@ -2369,6 +2779,7 @@
     <w:rsid w:val="00997660"/>
     <w:rsid w:val="00A03FC7"/>
     <w:rsid w:val="00B44B1B"/>
+    <w:rsid w:val="00B67980"/>
     <w:rsid w:val="00BE08A8"/>
     <w:rsid w:val="00BF6E1E"/>
     <w:rsid w:val="00C43ECC"/>
@@ -3112,22 +3523,6 @@
 </file>
 
 <file path=customXml/item1.xml><?xml version="1.0" encoding="utf-8"?>
-<p:properties xmlns:p="http://schemas.microsoft.com/office/2006/metadata/properties" xmlns:xsi="http://www.w3.org/2001/XMLSchema-instance" xmlns:pc="http://schemas.microsoft.com/office/infopath/2007/PartnerControls">
-  <documentManagement>
-    <_ip_UnifiedCompliancePolicyUIAction xmlns="http://schemas.microsoft.com/sharepoint/v3" xsi:nil="true"/>
-    <lcf76f155ced4ddcb4097134ff3c332f xmlns="7cff9c7a-6c4e-4590-b5e2-42e9c735b20f">
-      <Terms xmlns="http://schemas.microsoft.com/office/infopath/2007/PartnerControls"/>
-    </lcf76f155ced4ddcb4097134ff3c332f>
-    <_ip_UnifiedCompliancePolicyProperties xmlns="http://schemas.microsoft.com/sharepoint/v3" xsi:nil="true"/>
-  </documentManagement>
-</p:properties>
-</file>
-
-<file path=customXml/item2.xml><?xml version="1.0" encoding="utf-8"?>
-<b:Sources xmlns:b="http://schemas.openxmlformats.org/officeDocument/2006/bibliography" xmlns="http://schemas.openxmlformats.org/officeDocument/2006/bibliography" SelectedStyle="\APASixthEditionOfficeOnline.xsl" StyleName="APA" Version="6"/>
-</file>
-
-<file path=customXml/item3.xml><?xml version="1.0" encoding="utf-8"?>
 <ct:contentTypeSchema xmlns:ct="http://schemas.microsoft.com/office/2006/metadata/contentType" xmlns:ma="http://schemas.microsoft.com/office/2006/metadata/properties/metaAttributes" ct:_="" ma:_="" ma:contentTypeName="Document" ma:contentTypeID="0x0101009A1DC50DE2749B44B02DCC0D8500C55F" ma:contentTypeVersion="13" ma:contentTypeDescription="Create a new document." ma:contentTypeScope="" ma:versionID="6f4f67ac450ca6f2d9e2fa45509bdefe">
   <xsd:schema xmlns:xsd="http://www.w3.org/2001/XMLSchema" xmlns:xs="http://www.w3.org/2001/XMLSchema" xmlns:p="http://schemas.microsoft.com/office/2006/metadata/properties" xmlns:ns1="http://schemas.microsoft.com/sharepoint/v3" xmlns:ns2="7cff9c7a-6c4e-4590-b5e2-42e9c735b20f" targetNamespace="http://schemas.microsoft.com/office/2006/metadata/properties" ma:root="true" ma:fieldsID="ad59ad9df7d10bb563e7f7d5b873b7ed" ns1:_="" ns2:_="">
     <xsd:import namespace="http://schemas.microsoft.com/sharepoint/v3"/>
@@ -3328,6 +3723,22 @@
 </ct:contentTypeSchema>
 </file>
 
+<file path=customXml/item2.xml><?xml version="1.0" encoding="utf-8"?>
+<b:Sources xmlns:b="http://schemas.openxmlformats.org/officeDocument/2006/bibliography" xmlns="http://schemas.openxmlformats.org/officeDocument/2006/bibliography" SelectedStyle="\APASixthEditionOfficeOnline.xsl" StyleName="APA" Version="6"/>
+</file>
+
+<file path=customXml/item3.xml><?xml version="1.0" encoding="utf-8"?>
+<p:properties xmlns:p="http://schemas.microsoft.com/office/2006/metadata/properties" xmlns:xsi="http://www.w3.org/2001/XMLSchema-instance" xmlns:pc="http://schemas.microsoft.com/office/infopath/2007/PartnerControls">
+  <documentManagement>
+    <_ip_UnifiedCompliancePolicyUIAction xmlns="http://schemas.microsoft.com/sharepoint/v3" xsi:nil="true"/>
+    <lcf76f155ced4ddcb4097134ff3c332f xmlns="7cff9c7a-6c4e-4590-b5e2-42e9c735b20f">
+      <Terms xmlns="http://schemas.microsoft.com/office/infopath/2007/PartnerControls"/>
+    </lcf76f155ced4ddcb4097134ff3c332f>
+    <_ip_UnifiedCompliancePolicyProperties xmlns="http://schemas.microsoft.com/sharepoint/v3" xsi:nil="true"/>
+  </documentManagement>
+</p:properties>
+</file>
+
 <file path=customXml/item4.xml><?xml version="1.0" encoding="utf-8"?>
 <?mso-contentType ?>
 <FormTemplates xmlns="http://schemas.microsoft.com/sharepoint/v3/contenttype/forms">
@@ -3338,25 +3749,6 @@
 </file>
 
 <file path=customXml/itemProps1.xml><?xml version="1.0" encoding="utf-8"?>
-<ds:datastoreItem xmlns:ds="http://schemas.openxmlformats.org/officeDocument/2006/customXml" ds:itemID="{36816548-0F5C-4648-9722-DA638580AC52}">
-  <ds:schemaRefs>
-    <ds:schemaRef ds:uri="http://schemas.microsoft.com/office/2006/metadata/properties"/>
-    <ds:schemaRef ds:uri="http://schemas.microsoft.com/office/infopath/2007/PartnerControls"/>
-    <ds:schemaRef ds:uri="http://schemas.microsoft.com/sharepoint/v3"/>
-    <ds:schemaRef ds:uri="7cff9c7a-6c4e-4590-b5e2-42e9c735b20f"/>
-  </ds:schemaRefs>
-</ds:datastoreItem>
-</file>
-
-<file path=customXml/itemProps2.xml><?xml version="1.0" encoding="utf-8"?>
-<ds:datastoreItem xmlns:ds="http://schemas.openxmlformats.org/officeDocument/2006/customXml" ds:itemID="{45579525-5C51-4F70-A954-17ECE715FB99}">
-  <ds:schemaRefs>
-    <ds:schemaRef ds:uri="http://schemas.openxmlformats.org/officeDocument/2006/bibliography"/>
-  </ds:schemaRefs>
-</ds:datastoreItem>
-</file>
-
-<file path=customXml/itemProps3.xml><?xml version="1.0" encoding="utf-8"?>
 <ds:datastoreItem xmlns:ds="http://schemas.openxmlformats.org/officeDocument/2006/customXml" ds:itemID="{AA832F0F-5F18-49CB-9ACC-9704D933B40C}">
   <ds:schemaRefs>
     <ds:schemaRef ds:uri="http://schemas.microsoft.com/office/2006/metadata/contentType"/>
@@ -3375,6 +3767,25 @@
 </ds:datastoreItem>
 </file>
 
+<file path=customXml/itemProps2.xml><?xml version="1.0" encoding="utf-8"?>
+<ds:datastoreItem xmlns:ds="http://schemas.openxmlformats.org/officeDocument/2006/customXml" ds:itemID="{45579525-5C51-4F70-A954-17ECE715FB99}">
+  <ds:schemaRefs>
+    <ds:schemaRef ds:uri="http://schemas.openxmlformats.org/officeDocument/2006/bibliography"/>
+  </ds:schemaRefs>
+</ds:datastoreItem>
+</file>
+
+<file path=customXml/itemProps3.xml><?xml version="1.0" encoding="utf-8"?>
+<ds:datastoreItem xmlns:ds="http://schemas.openxmlformats.org/officeDocument/2006/customXml" ds:itemID="{36816548-0F5C-4648-9722-DA638580AC52}">
+  <ds:schemaRefs>
+    <ds:schemaRef ds:uri="http://schemas.microsoft.com/office/2006/metadata/properties"/>
+    <ds:schemaRef ds:uri="http://schemas.microsoft.com/office/infopath/2007/PartnerControls"/>
+    <ds:schemaRef ds:uri="http://schemas.microsoft.com/sharepoint/v3"/>
+    <ds:schemaRef ds:uri="7cff9c7a-6c4e-4590-b5e2-42e9c735b20f"/>
+  </ds:schemaRefs>
+</ds:datastoreItem>
+</file>
+
 <file path=customXml/itemProps4.xml><?xml version="1.0" encoding="utf-8"?>
 <ds:datastoreItem xmlns:ds="http://schemas.openxmlformats.org/officeDocument/2006/customXml" ds:itemID="{D203C662-5286-457E-9A62-3ABD77FA97E8}">
   <ds:schemaRefs>
